--- a/landing-page/program-detail/girne-american-university/executive-mba/02-emba-in-media-and-entertainment.docx
+++ b/landing-page/program-detail/girne-american-university/executive-mba/02-emba-in-media-and-entertainment.docx
@@ -336,7 +336,7 @@
     </w:p>
     <w:p>
       <w:r>
-        <w:t>Media executives learn the creative side by living it; the business side usually arrives through mistakes. This Executive MBA closes that gap. The executive core covers strategy, finance, human resources, and operations, then the coursework turns toward the media and communication industry itself: how audiences behave, how events get planned and budgeted, how brands get built across platforms, and how creative organizations get managed without killing the thing that makes them creative.</w:t>
+        <w:t>Media executives learn the creative side by living it; the business side usually arrives through mistakes. This Executive MBA closes that gap. The executive core covers strategy, finance, human resources, and operations, then the coursework turns toward the media and communication industry itself: how audiences behave, how events get planned and budgeted, how brands get built across platforms, and how creative organisations get managed without killing the thing that makes them creative.</w:t>
       </w:r>
     </w:p>
     <w:p>
@@ -699,7 +699,7 @@
         <w:pStyle w:val="ListBullet"/>
       </w:pPr>
       <w:r>
-        <w:t>A supervised investigation of a media business question, often drawn from the participant's own organization</w:t>
+        <w:t>A supervised investigation of a media business question, often drawn from the participant's own organisation</w:t>
       </w:r>
     </w:p>
     <w:p>
@@ -914,7 +914,7 @@
     </w:p>
     <w:p>
       <w:r>
-        <w:t>Fully online, no visa, no career break. UAE digital advertising was worth USD 2.29 billion in 2025 and is forecast to reach USD 5.35 billion by 2031, and the content economy behind it keeps widening.</w:t>
+        <w:t>Fully online, no visa, no career break. Advertising budgets across the UAE keep shifting toward digital, and the content economy behind them keeps widening.</w:t>
       </w:r>
     </w:p>
     <w:p>
@@ -953,7 +953,7 @@
     </w:p>
     <w:p>
       <w:r>
-        <w:t>Taggd's 2026 GCC study reports nine in ten employers struggling to find qualified candidates, and media companies report the shortage most sharply in commercial roles.</w:t>
+        <w:t>Across the Gulf, employers keep reporting shortages of qualified candidates, and media companies report the shortage most sharply in commercial roles.</w:t>
       </w:r>
     </w:p>
     <w:p>

--- a/landing-page/program-detail/girne-american-university/executive-mba/02-emba-in-media-and-entertainment.docx
+++ b/landing-page/program-detail/girne-american-university/executive-mba/02-emba-in-media-and-entertainment.docx
@@ -38,7 +38,7 @@
         <w:t xml:space="preserve">Meta Description: </w:t>
       </w:r>
       <w:r>
-        <w:t>12 to 18-month Executive MBA in Media and Entertainment from Girne American University. Online senior cohort, AED instalments. Enquire now.</w:t>
+        <w:t>12 to 18-month Executive MBA in Media and Entertainment from Girne American University. Online senior cohort, AED installments. Enquire now.</w:t>
       </w:r>
     </w:p>
     <w:p>
@@ -126,7 +126,7 @@
         <w:pStyle w:val="Heading2"/>
       </w:pPr>
       <w:r>
-        <w:t>Programme at a Glance</w:t>
+        <w:t>Program At A Glance</w:t>
       </w:r>
     </w:p>
     <w:tbl>
@@ -331,12 +331,12 @@
         <w:pStyle w:val="Heading2"/>
       </w:pPr>
       <w:r>
-        <w:t>Programme Overview</w:t>
+        <w:t>Program Overview</w:t>
       </w:r>
     </w:p>
     <w:p>
       <w:r>
-        <w:t>Media executives learn the creative side by living it; the business side usually arrives through mistakes. This Executive MBA closes that gap. The executive core covers strategy, finance, human resources, and operations, then the coursework turns toward the media and communication industry itself: how audiences behave, how events get planned and budgeted, how brands get built across platforms, and how creative organisations get managed without killing the thing that makes them creative.</w:t>
+        <w:t>Media executives learn the creative side by living it; the business side usually arrives through mistakes. This Executive MBA closes that gap. The executive core covers strategy, finance, human resources, and operations, then the coursework turns toward the media and communication industry itself: how audiences behave, how events get planned and budgeted, how brands get built across platforms, and how creative organizations get managed without killing the thing that makes them creative.</w:t>
       </w:r>
     </w:p>
     <w:p>
@@ -349,7 +349,7 @@
         <w:pStyle w:val="Heading2"/>
       </w:pPr>
       <w:r>
-        <w:t>Why Choose This Programme</w:t>
+        <w:t>Why Choose This Program</w:t>
       </w:r>
     </w:p>
     <w:p>
@@ -383,12 +383,12 @@
         <w:rPr>
           <w:b/>
         </w:rPr>
-        <w:t>Eighteen months at the outside</w:t>
+        <w:t>18 months at the outside</w:t>
       </w:r>
     </w:p>
     <w:p>
       <w:r>
-        <w:t>Production calendars do not pause for study. Twelve to eighteen months, executive-scheduled, is the realistic version.</w:t>
+        <w:t>Production calendars do not pause for study. 12 to 18 months, executive-scheduled, is the realistic version.</w:t>
       </w:r>
     </w:p>
     <w:p>
@@ -409,12 +409,12 @@
         <w:rPr>
           <w:b/>
         </w:rPr>
-        <w:t>Instalments in dirhams</w:t>
+        <w:t>Installments in dirhams</w:t>
       </w:r>
     </w:p>
     <w:p>
       <w:r>
-        <w:t>Monthly AED payments, interest-free, agreed in writing before the programme starts.</w:t>
+        <w:t>Monthly AED payments, interest-free, agreed in writing before the program starts.</w:t>
       </w:r>
     </w:p>
     <w:p>
@@ -478,7 +478,7 @@
         <w:pStyle w:val="ListNumber"/>
       </w:pPr>
       <w:r>
-        <w:t>Read audience behaviour with evidence behind the instincts</w:t>
+        <w:t>Read audience behavior with evidence behind the instincts</w:t>
       </w:r>
     </w:p>
     <w:p>
@@ -606,7 +606,7 @@
         <w:pStyle w:val="Heading2"/>
       </w:pPr>
       <w:r>
-        <w:t>Programme Structure</w:t>
+        <w:t>Program Structure</w:t>
       </w:r>
     </w:p>
     <w:p>
@@ -699,7 +699,7 @@
         <w:pStyle w:val="ListBullet"/>
       </w:pPr>
       <w:r>
-        <w:t>A supervised investigation of a media business question, often drawn from the participant's own organisation</w:t>
+        <w:t>A supervised investigation of a media business question, often drawn from the participant's own organization</w:t>
       </w:r>
     </w:p>
     <w:p>
@@ -745,7 +745,7 @@
               <w:rPr>
                 <w:sz w:val="20"/>
               </w:rPr>
-              <w:t>One success coach from enrolment to graduation</w:t>
+              <w:t>One success coach from enrollment to graduation</w:t>
             </w:r>
           </w:p>
         </w:tc>
@@ -819,7 +819,7 @@
                 <w:b/>
                 <w:sz w:val="20"/>
               </w:rPr>
-              <w:t>Affordable instalments</w:t>
+              <w:t>Affordable installments</w:t>
             </w:r>
           </w:p>
         </w:tc>
@@ -890,7 +890,7 @@
               <w:rPr>
                 <w:sz w:val="20"/>
               </w:rPr>
-              <w:t>Enrolment done with you, one step at a time</w:t>
+              <w:t>Enrollment done with you, one step at a time</w:t>
             </w:r>
           </w:p>
         </w:tc>
@@ -961,7 +961,7 @@
         <w:rPr>
           <w:b/>
         </w:rPr>
-        <w:t>Eighteen months suits production calendars</w:t>
+        <w:t>18 months suits production calendars</w:t>
       </w:r>
     </w:p>
     <w:p>
@@ -1070,7 +1070,7 @@
                 <w:b/>
                 <w:sz w:val="20"/>
               </w:rPr>
-              <w:t>Monthly Instalments</w:t>
+              <w:t>Monthly Installments</w:t>
             </w:r>
           </w:p>
         </w:tc>
@@ -1155,7 +1155,7 @@
         <w:t xml:space="preserve">Request the fee structure: </w:t>
       </w:r>
       <w:r>
-        <w:t>Fees depend on the intake and your admission profile, so no fixed figure sits here. Admissions sends the personal breakdown in writing, free and without obligation. Across our Master's programmes, totals usually land between AED 16,000 and 40,000.</w:t>
+        <w:t>Fees depend on the intake and your admission profile, so no fixed figure sits here. Admissions sends the personal breakdown in writing, free and without obligation. Across our Master's programs, totals usually land between AED 16,000 and 40,000.</w:t>
       </w:r>
     </w:p>
     <w:sectPr>
